--- a/pr-preview/pr-341/nonparametric-models-handout.docx
+++ b/pr-preview/pr-341/nonparametric-models-handout.docx
@@ -15,7 +15,7 @@
         <w:pStyle w:val="Date"/>
       </w:pPr>
       <w:r>
-        <w:t xml:space="preserve">Last modified: 2026-10-18 13:29:01 (PDT)</w:t>
+        <w:t xml:space="preserve">Last modified: 2026-10-18 14:27:47 (PDT)</w:t>
       </w:r>
     </w:p>
     <w:bookmarkStart w:id="14" w:name="empirical-distribution"/>

--- a/pr-preview/pr-341/nonparametric-models-handout.docx
+++ b/pr-preview/pr-341/nonparametric-models-handout.docx
@@ -15,7 +15,7 @@
         <w:pStyle w:val="Date"/>
       </w:pPr>
       <w:r>
-        <w:t xml:space="preserve">Last modified: 2026-10-18 14:27:47 (PDT)</w:t>
+        <w:t xml:space="preserve">Last modified: 2026-10-18 17:07:37 (PDT)</w:t>
       </w:r>
     </w:p>
     <w:bookmarkStart w:id="14" w:name="empirical-distribution"/>

--- a/pr-preview/pr-341/nonparametric-models-handout.docx
+++ b/pr-preview/pr-341/nonparametric-models-handout.docx
@@ -15,7 +15,7 @@
         <w:pStyle w:val="Date"/>
       </w:pPr>
       <w:r>
-        <w:t xml:space="preserve">Last modified: 2026-10-18 17:07:37 (PDT)</w:t>
+        <w:t xml:space="preserve">Last modified: 2026-10-18 22:00:53 (PDT)</w:t>
       </w:r>
     </w:p>
     <w:bookmarkStart w:id="14" w:name="empirical-distribution"/>

--- a/pr-preview/pr-341/nonparametric-models-handout.docx
+++ b/pr-preview/pr-341/nonparametric-models-handout.docx
@@ -15,7 +15,7 @@
         <w:pStyle w:val="Date"/>
       </w:pPr>
       <w:r>
-        <w:t xml:space="preserve">Last modified: 2026-10-18 22:00:53 (PDT)</w:t>
+        <w:t xml:space="preserve">Last modified: 2026-10-18 23:39:02 (PDT)</w:t>
       </w:r>
     </w:p>
     <w:bookmarkStart w:id="14" w:name="empirical-distribution"/>

--- a/pr-preview/pr-341/nonparametric-models-handout.docx
+++ b/pr-preview/pr-341/nonparametric-models-handout.docx
@@ -15,7 +15,7 @@
         <w:pStyle w:val="Date"/>
       </w:pPr>
       <w:r>
-        <w:t xml:space="preserve">Last modified: 2026-10-18 23:39:02 (PDT)</w:t>
+        <w:t xml:space="preserve">Last modified: 2026-10-19 00:34:20 (PDT)</w:t>
       </w:r>
     </w:p>
     <w:bookmarkStart w:id="14" w:name="empirical-distribution"/>

--- a/pr-preview/pr-341/nonparametric-models-handout.docx
+++ b/pr-preview/pr-341/nonparametric-models-handout.docx
@@ -15,7 +15,7 @@
         <w:pStyle w:val="Date"/>
       </w:pPr>
       <w:r>
-        <w:t xml:space="preserve">Last modified: 2026-10-19 00:34:20 (PDT)</w:t>
+        <w:t xml:space="preserve">Last modified: 2026-10-19 00:53:49 (PDT)</w:t>
       </w:r>
     </w:p>
     <w:bookmarkStart w:id="14" w:name="empirical-distribution"/>
@@ -723,7 +723,7 @@
       </w:r>
     </w:p>
     <w:bookmarkEnd w:id="14"/>
-    <w:bookmarkStart w:id="18" w:name="empirical-cdf"/>
+    <w:bookmarkStart w:id="19" w:name="empirical-cdf"/>
     <w:p>
       <w:pPr>
         <w:pStyle w:val="Heading2"/>
@@ -732,7 +732,7 @@
         <w:t xml:space="preserve">2 Empirical CDF</w:t>
       </w:r>
     </w:p>
-    <w:bookmarkStart w:id="16" w:name="def-empirical-cdf"/>
+    <w:bookmarkStart w:id="17" w:name="def-empirical-cdf"/>
     <w:p>
       <w:pPr>
         <w:pStyle w:val="FirstParagraph"/>
@@ -873,14 +873,19 @@
         <w:t xml:space="preserve"> </w:t>
       </w:r>
       <w:r>
-        <w:t xml:space="preserve">the function</w:t>
-      </w:r>
-      <w:r>
-        <w:t xml:space="preserve"> </w:t>
-      </w:r>
-      <w:r>
-        <w:t xml:space="preserve">[4]</w:t>
-      </w:r>
+        <w:t xml:space="preserve">the</w:t>
+      </w:r>
+      <w:r>
+        <w:t xml:space="preserve"> </w:t>
+      </w:r>
+      <w:hyperlink r:id="rId16">
+        <w:r>
+          <w:rPr>
+            <w:rStyle w:val="Hyperlink"/>
+          </w:rPr>
+          <w:t xml:space="preserve">function</w:t>
+        </w:r>
+      </w:hyperlink>
     </w:p>
     <w:p>
       <w:pPr>
@@ -1199,8 +1204,8 @@
         <w:t xml:space="preserve">.</w:t>
       </w:r>
     </w:p>
-    <w:bookmarkEnd w:id="16"/>
-    <w:bookmarkStart w:id="17" w:name="exm-empirical-cdf"/>
+    <w:bookmarkEnd w:id="17"/>
+    <w:bookmarkStart w:id="18" w:name="exm-empirical-cdf"/>
     <w:p>
       <w:pPr>
         <w:pStyle w:val="BodyText"/>
@@ -1726,7 +1731,7 @@
         <w:t xml:space="preserve">, because every value is at most 7.</w:t>
       </w:r>
     </w:p>
-    <w:bookmarkEnd w:id="17"/>
+    <w:bookmarkEnd w:id="18"/>
     <w:p>
       <w:pPr>
         <w:pStyle w:val="BodyText"/>
@@ -1741,8 +1746,8 @@
         <w:t xml:space="preserve">covers the empirical CDF.</w:t>
       </w:r>
     </w:p>
-    <w:bookmarkEnd w:id="18"/>
-    <w:bookmarkStart w:id="21" w:name="order-statistics"/>
+    <w:bookmarkEnd w:id="19"/>
+    <w:bookmarkStart w:id="22" w:name="order-statistics"/>
     <w:p>
       <w:pPr>
         <w:pStyle w:val="Heading2"/>
@@ -1751,7 +1756,7 @@
         <w:t xml:space="preserve">3 Order statistics</w:t>
       </w:r>
     </w:p>
-    <w:bookmarkStart w:id="19" w:name="def-order-statistics"/>
+    <w:bookmarkStart w:id="20" w:name="def-order-statistics"/>
     <w:p>
       <w:pPr>
         <w:pStyle w:val="FirstParagraph"/>
@@ -1846,12 +1851,6 @@
       </w:r>
       <w:r>
         <w:t xml:space="preserve">written</w:t>
-      </w:r>
-      <w:r>
-        <w:t xml:space="preserve"> </w:t>
-      </w:r>
-      <w:r>
-        <w:t xml:space="preserve">[6]</w:t>
       </w:r>
     </w:p>
     <w:p>
@@ -2063,8 +2062,8 @@
         <w:t xml:space="preserve">.</w:t>
       </w:r>
     </w:p>
-    <w:bookmarkEnd w:id="19"/>
-    <w:bookmarkStart w:id="20" w:name="exm-order-statistics"/>
+    <w:bookmarkEnd w:id="20"/>
+    <w:bookmarkStart w:id="21" w:name="exm-order-statistics"/>
     <w:p>
       <w:pPr>
         <w:pStyle w:val="BodyText"/>
@@ -2291,7 +2290,7 @@
         <w:t xml:space="preserve">.</w:t>
       </w:r>
     </w:p>
-    <w:bookmarkEnd w:id="20"/>
+    <w:bookmarkEnd w:id="21"/>
     <w:p>
       <w:pPr>
         <w:pStyle w:val="Compact"/>
@@ -2328,8 +2327,8 @@
         <w:t xml:space="preserve">covers order statistics.</w:t>
       </w:r>
     </w:p>
-    <w:bookmarkEnd w:id="21"/>
-    <w:bookmarkStart w:id="28" w:name="sample-quantiles"/>
+    <w:bookmarkEnd w:id="22"/>
+    <w:bookmarkStart w:id="29" w:name="sample-quantiles"/>
     <w:p>
       <w:pPr>
         <w:pStyle w:val="Heading2"/>
@@ -2338,7 +2337,7 @@
         <w:t xml:space="preserve">4 Sample quantiles</w:t>
       </w:r>
     </w:p>
-    <w:bookmarkStart w:id="22" w:name="def-sample-quantile"/>
+    <w:bookmarkStart w:id="23" w:name="def-sample-quantile"/>
     <w:p>
       <w:pPr>
         <w:pStyle w:val="FirstParagraph"/>
@@ -2425,12 +2424,6 @@
       </w:r>
       <w:r>
         <w:t xml:space="preserve">is</w:t>
-      </w:r>
-      <w:r>
-        <w:t xml:space="preserve"> </w:t>
-      </w:r>
-      <w:r>
-        <w:t xml:space="preserve">[9]</w:t>
       </w:r>
     </w:p>
     <w:p>
@@ -2607,8 +2600,8 @@
         <w:t xml:space="preserve">.</w:t>
       </w:r>
     </w:p>
-    <w:bookmarkEnd w:id="22"/>
-    <w:bookmarkStart w:id="23" w:name="def-sample-p-quantile"/>
+    <w:bookmarkEnd w:id="23"/>
+    <w:bookmarkStart w:id="24" w:name="def-sample-p-quantile"/>
     <w:p>
       <w:pPr>
         <w:pStyle w:val="BodyText"/>
@@ -2819,7 +2812,7 @@
         <w:t xml:space="preserve">.</w:t>
       </w:r>
     </w:p>
-    <w:bookmarkEnd w:id="23"/>
+    <w:bookmarkEnd w:id="24"/>
     <w:p>
       <w:pPr>
         <w:pStyle w:val="BodyText"/>
@@ -2855,7 +2848,7 @@
       <w:r>
         <w:t xml:space="preserve"> </w:t>
       </w:r>
-      <w:hyperlink r:id="rId24">
+      <w:hyperlink r:id="rId25">
         <w:r>
           <w:rPr>
             <w:rStyle w:val="Hyperlink"/>
@@ -2957,7 +2950,7 @@
         <w:t xml:space="preserve">.</w:t>
       </w:r>
     </w:p>
-    <w:bookmarkStart w:id="25" w:name="thm-sample-quantile-order-statistics"/>
+    <w:bookmarkStart w:id="26" w:name="thm-sample-quantile-order-statistics"/>
     <w:p>
       <w:pPr>
         <w:pStyle w:val="BodyText"/>
@@ -3359,7 +3352,7 @@
         <w:t xml:space="preserve">.</w:t>
       </w:r>
     </w:p>
-    <w:bookmarkEnd w:id="25"/>
+    <w:bookmarkEnd w:id="26"/>
     <w:p>
       <w:pPr>
         <w:pStyle w:val="BodyText"/>
@@ -3375,7 +3368,7 @@
         <w:t xml:space="preserve">. </w:t>
       </w:r>
       <w:r>
-        <w:t xml:space="preserve">Fix</w:t>
+        <w:t xml:space="preserve">Let</w:t>
       </w:r>
       <w:r>
         <w:t xml:space="preserve"> </w:t>
@@ -3389,7 +3382,7 @@
         <w:t xml:space="preserve"> </w:t>
       </w:r>
       <w:r>
-        <w:t xml:space="preserve">with</w:t>
+        <w:t xml:space="preserve">satisfy</w:t>
       </w:r>
       <w:r>
         <w:t xml:space="preserve"> </w:t>
@@ -4403,7 +4396,7 @@
         <w:t xml:space="preserve">.</w:t>
       </w:r>
     </w:p>
-    <w:bookmarkStart w:id="26" w:name="exm-sample-quantile"/>
+    <w:bookmarkStart w:id="27" w:name="exm-sample-quantile"/>
     <w:p>
       <w:pPr>
         <w:pStyle w:val="BodyText"/>
@@ -5190,8 +5183,8 @@
         <w:t xml:space="preserve">#&gt;   3   7</w:t>
       </w:r>
     </w:p>
-    <w:bookmarkEnd w:id="26"/>
-    <w:bookmarkStart w:id="27" w:name="rem-quantile-conventions"/>
+    <w:bookmarkEnd w:id="27"/>
+    <w:bookmarkStart w:id="28" w:name="rem-quantile-conventions"/>
     <w:p>
       <w:pPr>
         <w:pStyle w:val="FirstParagraph"/>
@@ -5332,7 +5325,7 @@
         <w:t xml:space="preserve">which always returns one of the observed values.</w:t>
       </w:r>
     </w:p>
-    <w:bookmarkEnd w:id="27"/>
+    <w:bookmarkEnd w:id="28"/>
     <w:p>
       <w:pPr>
         <w:pStyle w:val="BodyText"/>
@@ -5347,8 +5340,8 @@
         <w:t xml:space="preserve">covers distribution-free confidence intervals for percentiles.</w:t>
       </w:r>
     </w:p>
-    <w:bookmarkEnd w:id="28"/>
-    <w:bookmarkStart w:id="38" w:name="X098afd29d2cc0af81e1daaf31ade1d91d7df2a7"/>
+    <w:bookmarkEnd w:id="29"/>
+    <w:bookmarkStart w:id="39" w:name="X098afd29d2cc0af81e1daaf31ade1d91d7df2a7"/>
     <w:p>
       <w:pPr>
         <w:pStyle w:val="Heading2"/>
@@ -5357,7 +5350,7 @@
         <w:t xml:space="preserve">5 The empirical CDF and quantile function as generalized inverses</w:t>
       </w:r>
     </w:p>
-    <w:bookmarkStart w:id="37" w:name="fig-ecdf-sample-quantile-example"/>
+    <w:bookmarkStart w:id="38" w:name="fig-ecdf-sample-quantile-example"/>
     <w:tbl>
       <w:tblPr>
         <w:tblStyle w:val="Table"/>
@@ -5385,7 +5378,7 @@
             <w:tr>
               <w:tc>
                 <w:tcPr/>
-                <w:bookmarkStart w:id="32" w:name="fig-ecdf-example"/>
+                <w:bookmarkStart w:id="33" w:name="fig-ecdf-example"/>
                 <w:p>
                   <w:pPr>
                     <w:pStyle w:val="SourceCode"/>
@@ -6834,18 +6827,18 @@
                       <wp:inline>
                         <wp:extent cx="2971800" cy="2377440"/>
                         <wp:effectExtent b="0" l="0" r="0" t="0"/>
-                        <wp:docPr descr="" title="" id="30" name="Picture"/>
+                        <wp:docPr descr="" title="" id="31" name="Picture"/>
                         <a:graphic>
                           <a:graphicData uri="http://schemas.openxmlformats.org/drawingml/2006/picture">
                             <pic:pic>
                               <pic:nvPicPr>
-                                <pic:cNvPr descr="nonparametric-models_files/figure-docx/unnamed-chunk-2-1.png" id="31" name="Picture"/>
+                                <pic:cNvPr descr="nonparametric-models_files/figure-docx/unnamed-chunk-2-1.png" id="32" name="Picture"/>
                                 <pic:cNvPicPr>
                                   <a:picLocks noChangeArrowheads="1" noChangeAspect="1"/>
                                 </pic:cNvPicPr>
                               </pic:nvPicPr>
                               <pic:blipFill>
-                                <a:blip r:embed="rId29"/>
+                                <a:blip r:embed="rId30"/>
                                 <a:stretch>
                                   <a:fillRect/>
                                 </a:stretch>
@@ -6898,7 +6891,7 @@
                     <w:t xml:space="preserve">open circles mark excluded endpoints.</w:t>
                   </w:r>
                 </w:p>
-                <w:bookmarkEnd w:id="32"/>
+                <w:bookmarkEnd w:id="33"/>
               </w:tc>
             </w:tr>
           </w:tbl>
@@ -6948,7 +6941,7 @@
             <w:tr>
               <w:tc>
                 <w:tcPr/>
-                <w:bookmarkStart w:id="36" w:name="fig-eqf-example"/>
+                <w:bookmarkStart w:id="37" w:name="fig-eqf-example"/>
                 <w:p>
                   <w:pPr>
                     <w:pStyle w:val="SourceCode"/>
@@ -7905,18 +7898,18 @@
                       <wp:inline>
                         <wp:extent cx="2971800" cy="2377440"/>
                         <wp:effectExtent b="0" l="0" r="0" t="0"/>
-                        <wp:docPr descr="" title="" id="34" name="Picture"/>
+                        <wp:docPr descr="" title="" id="35" name="Picture"/>
                         <a:graphic>
                           <a:graphicData uri="http://schemas.openxmlformats.org/drawingml/2006/picture">
                             <pic:pic>
                               <pic:nvPicPr>
-                                <pic:cNvPr descr="nonparametric-models_files/figure-docx/unnamed-chunk-3-1.png" id="35" name="Picture"/>
+                                <pic:cNvPr descr="nonparametric-models_files/figure-docx/unnamed-chunk-3-1.png" id="36" name="Picture"/>
                                 <pic:cNvPicPr>
                                   <a:picLocks noChangeArrowheads="1" noChangeAspect="1"/>
                                 </pic:cNvPicPr>
                               </pic:nvPicPr>
                               <pic:blipFill>
-                                <a:blip r:embed="rId33"/>
+                                <a:blip r:embed="rId34"/>
                                 <a:stretch>
                                   <a:fillRect/>
                                 </a:stretch>
@@ -7969,7 +7962,7 @@
                     <w:t xml:space="preserve">closed circles mark included right endpoints.</w:t>
                   </w:r>
                 </w:p>
-                <w:bookmarkEnd w:id="36"/>
+                <w:bookmarkEnd w:id="37"/>
               </w:tc>
             </w:tr>
           </w:tbl>
@@ -8001,7 +7994,7 @@
         <w:t xml:space="preserve">(order statistics 1, 3, 4, 7).</w:t>
       </w:r>
     </w:p>
-    <w:bookmarkEnd w:id="37"/>
+    <w:bookmarkEnd w:id="38"/>
     <w:p>
       <w:pPr>
         <w:pStyle w:val="BodyText"/>
@@ -8445,8 +8438,8 @@
         <w:t xml:space="preserve">covers the Kruskal–Wallis test.</w:t>
       </w:r>
     </w:p>
-    <w:bookmarkEnd w:id="38"/>
-    <w:bookmarkStart w:id="56" w:name="references"/>
+    <w:bookmarkEnd w:id="39"/>
+    <w:bookmarkStart w:id="57" w:name="references"/>
     <w:p>
       <w:pPr>
         <w:pStyle w:val="Heading2"/>
@@ -8455,8 +8448,8 @@
         <w:t xml:space="preserve">References</w:t>
       </w:r>
     </w:p>
-    <w:bookmarkStart w:id="55" w:name="refs"/>
-    <w:bookmarkStart w:id="40" w:name="ref-wikipedia_empirical_measure"/>
+    <w:bookmarkStart w:id="56" w:name="refs"/>
+    <w:bookmarkStart w:id="41" w:name="ref-wikipedia_empirical_measure"/>
     <w:p>
       <w:pPr>
         <w:pStyle w:val="Bibliography"/>
@@ -8503,7 +8496,7 @@
       <w:r>
         <w:t xml:space="preserve"> </w:t>
       </w:r>
-      <w:hyperlink r:id="rId39">
+      <w:hyperlink r:id="rId40">
         <w:r>
           <w:rPr>
             <w:rStyle w:val="Hyperlink"/>
@@ -8512,8 +8505,8 @@
         </w:r>
       </w:hyperlink>
     </w:p>
-    <w:bookmarkEnd w:id="40"/>
-    <w:bookmarkStart w:id="42" w:name="ref-hastie2009elements"/>
+    <w:bookmarkEnd w:id="41"/>
+    <w:bookmarkStart w:id="43" w:name="ref-hastie2009elements"/>
     <w:p>
       <w:pPr>
         <w:pStyle w:val="Bibliography"/>
@@ -8546,7 +8539,7 @@
       <w:r>
         <w:t xml:space="preserve"> </w:t>
       </w:r>
-      <w:hyperlink r:id="rId41">
+      <w:hyperlink r:id="rId42">
         <w:r>
           <w:rPr>
             <w:rStyle w:val="Hyperlink"/>
@@ -8558,8 +8551,8 @@
         <w:t xml:space="preserve">.</w:t>
       </w:r>
     </w:p>
-    <w:bookmarkEnd w:id="42"/>
-    <w:bookmarkStart w:id="44" w:name="ref-efron1993introduction"/>
+    <w:bookmarkEnd w:id="43"/>
+    <w:bookmarkStart w:id="45" w:name="ref-efron1993introduction"/>
     <w:p>
       <w:pPr>
         <w:pStyle w:val="Bibliography"/>
@@ -8592,7 +8585,7 @@
       <w:r>
         <w:t xml:space="preserve"> </w:t>
       </w:r>
-      <w:hyperlink r:id="rId43">
+      <w:hyperlink r:id="rId44">
         <w:r>
           <w:rPr>
             <w:rStyle w:val="Hyperlink"/>
@@ -8604,8 +8597,8 @@
         <w:t xml:space="preserve">.</w:t>
       </w:r>
     </w:p>
-    <w:bookmarkEnd w:id="44"/>
-    <w:bookmarkStart w:id="46" w:name="X27e6850da63504b4cff3f6a81035ba4ab86b0e0"/>
+    <w:bookmarkEnd w:id="45"/>
+    <w:bookmarkStart w:id="47" w:name="X27e6850da63504b4cff3f6a81035ba4ab86b0e0"/>
     <w:p>
       <w:pPr>
         <w:pStyle w:val="Bibliography"/>
@@ -8652,7 +8645,7 @@
       <w:r>
         <w:t xml:space="preserve"> </w:t>
       </w:r>
-      <w:hyperlink r:id="rId45">
+      <w:hyperlink r:id="rId46">
         <w:r>
           <w:rPr>
             <w:rStyle w:val="Hyperlink"/>
@@ -8661,8 +8654,8 @@
         </w:r>
       </w:hyperlink>
     </w:p>
-    <w:bookmarkEnd w:id="46"/>
-    <w:bookmarkStart w:id="47" w:name="ref-rice2007mathematical"/>
+    <w:bookmarkEnd w:id="47"/>
+    <w:bookmarkStart w:id="48" w:name="ref-rice2007mathematical"/>
     <w:p>
       <w:pPr>
         <w:pStyle w:val="Bibliography"/>
@@ -8693,8 +8686,8 @@
         <w:t xml:space="preserve">, 3rd ed. Belmont, CA: Cengage Learning, 2007.</w:t>
       </w:r>
     </w:p>
-    <w:bookmarkEnd w:id="47"/>
-    <w:bookmarkStart w:id="49" w:name="ref-wikipedia_order_statistic"/>
+    <w:bookmarkEnd w:id="48"/>
+    <w:bookmarkStart w:id="50" w:name="ref-wikipedia_order_statistic"/>
     <w:p>
       <w:pPr>
         <w:pStyle w:val="Bibliography"/>
@@ -8741,7 +8734,7 @@
       <w:r>
         <w:t xml:space="preserve"> </w:t>
       </w:r>
-      <w:hyperlink r:id="rId48">
+      <w:hyperlink r:id="rId49">
         <w:r>
           <w:rPr>
             <w:rStyle w:val="Hyperlink"/>
@@ -8750,8 +8743,8 @@
         </w:r>
       </w:hyperlink>
     </w:p>
-    <w:bookmarkEnd w:id="49"/>
-    <w:bookmarkStart w:id="50" w:name="ref-hoggtanis2015"/>
+    <w:bookmarkEnd w:id="50"/>
+    <w:bookmarkStart w:id="51" w:name="ref-hoggtanis2015"/>
     <w:p>
       <w:pPr>
         <w:pStyle w:val="Bibliography"/>
@@ -8782,8 +8775,8 @@
         <w:t xml:space="preserve">, Tenth edition. Boston: Pearson, 2019.</w:t>
       </w:r>
     </w:p>
-    <w:bookmarkEnd w:id="50"/>
-    <w:bookmarkStart w:id="52" w:name="ref-CaseBerg01"/>
+    <w:bookmarkEnd w:id="51"/>
+    <w:bookmarkStart w:id="53" w:name="ref-CaseBerg01"/>
     <w:p>
       <w:pPr>
         <w:pStyle w:val="Bibliography"/>
@@ -8816,7 +8809,7 @@
       <w:r>
         <w:t xml:space="preserve"> </w:t>
       </w:r>
-      <w:hyperlink r:id="rId51">
+      <w:hyperlink r:id="rId52">
         <w:r>
           <w:rPr>
             <w:rStyle w:val="Hyperlink"/>
@@ -8825,8 +8818,8 @@
         </w:r>
       </w:hyperlink>
     </w:p>
-    <w:bookmarkEnd w:id="52"/>
-    <w:bookmarkStart w:id="54" w:name="ref-wikipedia_quantile"/>
+    <w:bookmarkEnd w:id="53"/>
+    <w:bookmarkStart w:id="55" w:name="ref-wikipedia_quantile"/>
     <w:p>
       <w:pPr>
         <w:pStyle w:val="Bibliography"/>
@@ -8873,7 +8866,7 @@
       <w:r>
         <w:t xml:space="preserve"> </w:t>
       </w:r>
-      <w:hyperlink r:id="rId53">
+      <w:hyperlink r:id="rId54">
         <w:r>
           <w:rPr>
             <w:rStyle w:val="Hyperlink"/>
@@ -8882,9 +8875,9 @@
         </w:r>
       </w:hyperlink>
     </w:p>
-    <w:bookmarkEnd w:id="54"/>
     <w:bookmarkEnd w:id="55"/>
     <w:bookmarkEnd w:id="56"/>
+    <w:bookmarkEnd w:id="57"/>
     <w:sectPr>
       <w:footnotePr>
         <w:numRestart w:val="eachSect"/>

--- a/pr-preview/pr-341/nonparametric-models-handout.docx
+++ b/pr-preview/pr-341/nonparametric-models-handout.docx
@@ -15,7 +15,7 @@
         <w:pStyle w:val="Date"/>
       </w:pPr>
       <w:r>
-        <w:t xml:space="preserve">Last modified: 2026-10-19 00:53:49 (PDT)</w:t>
+        <w:t xml:space="preserve">Last modified: 2026-10-19 01:55:24 (PDT)</w:t>
       </w:r>
     </w:p>
     <w:bookmarkStart w:id="14" w:name="empirical-distribution"/>

--- a/pr-preview/pr-341/nonparametric-models-handout.docx
+++ b/pr-preview/pr-341/nonparametric-models-handout.docx
@@ -15,7 +15,7 @@
         <w:pStyle w:val="Date"/>
       </w:pPr>
       <w:r>
-        <w:t xml:space="preserve">Last modified: 2026-10-19 01:55:24 (PDT)</w:t>
+        <w:t xml:space="preserve">Last modified: 2026-10-19 03:40:46 (PDT)</w:t>
       </w:r>
     </w:p>
     <w:bookmarkStart w:id="14" w:name="empirical-distribution"/>
@@ -233,45 +233,45 @@
                 </m:rPr>
                 <m:t>1</m:t>
               </m:r>
+              <m:r>
+                <m:t>​</m:t>
+              </m:r>
+              <m:d>
+                <m:dPr>
+                  <m:begChr m:val="("/>
+                  <m:sepChr m:val=""/>
+                  <m:endChr m:val=")"/>
+                  <m:grow/>
+                </m:dPr>
+                <m:e>
+                  <m:sSub>
+                    <m:e>
+                      <m:r>
+                        <m:t>x</m:t>
+                      </m:r>
+                    </m:e>
+                    <m:sub>
+                      <m:r>
+                        <m:t>j</m:t>
+                      </m:r>
+                    </m:sub>
+                  </m:sSub>
+                  <m:r>
+                    <m:rPr>
+                      <m:sty m:val="p"/>
+                    </m:rPr>
+                    <m:t>∈</m:t>
+                  </m:r>
+                  <m:r>
+                    <m:t>A</m:t>
+                  </m:r>
+                </m:e>
+              </m:d>
+              <m:r>
+                <m:t>​</m:t>
+              </m:r>
             </m:e>
           </m:nary>
-          <m:r>
-            <m:t>​</m:t>
-          </m:r>
-          <m:d>
-            <m:dPr>
-              <m:begChr m:val="("/>
-              <m:sepChr m:val=""/>
-              <m:endChr m:val=")"/>
-              <m:grow/>
-            </m:dPr>
-            <m:e>
-              <m:sSub>
-                <m:e>
-                  <m:r>
-                    <m:t>x</m:t>
-                  </m:r>
-                </m:e>
-                <m:sub>
-                  <m:r>
-                    <m:t>j</m:t>
-                  </m:r>
-                </m:sub>
-              </m:sSub>
-              <m:r>
-                <m:rPr>
-                  <m:sty m:val="p"/>
-                </m:rPr>
-                <m:t>∈</m:t>
-              </m:r>
-              <m:r>
-                <m:t>A</m:t>
-              </m:r>
-            </m:e>
-          </m:d>
-          <m:r>
-            <m:t>​</m:t>
-          </m:r>
           <m:r>
             <m:rPr>
               <m:sty m:val="p"/>
